--- a/assets/templates/Centers/center-b/082у_шаблон.docx
+++ b/assets/templates/Centers/center-b/082у_шаблон.docx
@@ -998,7 +998,7 @@
           <w:sz w:val="28"/>
           <w:szCs w:val="28"/>
         </w:rPr>
-        <w:t>Мед-Авто</w:t>
+        <w:t>Медилэнд</w:t>
       </w:r>
       <w:r>
         <w:rPr>
